--- a/klagomål/A 30558-2025 FSC-klagomål.docx
+++ b/klagomål/A 30558-2025 FSC-klagomål.docx
@@ -822,7 +822,7 @@
     <w:r>
       <w:tab/>
       <w:tab/>
-      <w:t>2026-06-18</w:t>
+      <w:t>2026-06-19</w:t>
       <w:br/>
       <w:br/>
     </w:r>

--- a/klagomål/A 30558-2025 FSC-klagomål.docx
+++ b/klagomål/A 30558-2025 FSC-klagomål.docx
@@ -822,7 +822,7 @@
     <w:r>
       <w:tab/>
       <w:tab/>
-      <w:t>2026-06-19</w:t>
+      <w:t>2026-06-20</w:t>
       <w:br/>
       <w:br/>
     </w:r>

--- a/klagomål/A 30558-2025 FSC-klagomål.docx
+++ b/klagomål/A 30558-2025 FSC-klagomål.docx
@@ -168,38 +168,7 @@
     </w:p>
     <w:p>
       <w:r>
-        <w:t>Detta dokument behandlar höga naturvärden i avverkningsanmälan A 30558-2025 i Sorsele kommun som inkom 2025-06-23 och omfattar 8,1 ha.</w:t>
-      </w:r>
-    </w:p>
-    <w:p>
-      <w:r>
-        <w:t>Nedan presenteras fynd av naturvårdsarter och fridlysta arter som gjorts i det avverkningsanmälda området, samt relevanta utdrag ur standarderna för FSC, Chain of Custody, Controlled Wood och PEFC. I BILAGA 1 finns artfakta om fridlysta arter.</w:t>
-      </w:r>
-    </w:p>
-    <w:p>
-      <w:r>
-        <w:t>Vi förväntar oss att ni återkommer med ett skriftligt svar på vårt klagomål och även beskriver vilka korrigerande åtgärder ni satt in för att rätta till identifierade brister i er efterlevnad av den svenska FSC standarden.</w:t>
-      </w:r>
-    </w:p>
-    <w:p>
-      <w:pPr>
-        <w:pStyle w:val="Heading1"/>
-      </w:pPr>
-      <w:r>
-        <w:t>Naturvårdsarter</w:t>
-      </w:r>
-    </w:p>
-    <w:p>
-      <w:r>
-        <w:t>Inom 9 meter från avverkningsanmälan har följande 1 naturvårdsarter hittats: lavskrika (NT, T, §4). Av dessa är 1 rödlistade. För rödlistade arter har rödlistekategorin angivits inom parentes. Typiska arter inom Natura 2000 som är kopplade till skogsekosystem har markerats med (T). För fridlysta arter anges även paragrafen i Artskyddsförordningen som arten är fridlyst enligt.</w:t>
-      </w:r>
-    </w:p>
-    <w:p>
-      <w:r>
-        <w:t>De påträffade naturvårdsarterna är ett tydligt kvitto på att det rör sig om en skog med höga naturvärden.</w:t>
-      </w:r>
-      <w:r>
-        <w:t xml:space="preserve"> I Figur 1 visas fyndplatser för naturvårdsarter i området, som finns registrerade på Artportalen.</w:t>
+        <w:t>Detta klagomål behandlar höga naturvärden i avverkningsanmälan A 30558-2025 i Sorsele kommun som inkom 2025-06-23 och omfattar 8,1 ha.</w:t>
       </w:r>
     </w:p>
     <w:p>
@@ -247,34 +216,35 @@
         <w:spacing w:after="240"/>
       </w:pPr>
       <w:r>
-        <w:t>Figur 1. Fyndplatser för naturvårdsarter inom 9 meter från avverkningsanmälan (röd linje). Markörer utan svart kant är placerade på fyndplatsen. Markörer med svart kant är placerade vid sidan av fyndplatsen och har ett svart streck som visar fyndplatsens exakta position. Kartans mittpunktskoordinat är N 7287311, E 600792 i SWEREF 99 TM.</w:t>
+        <w:t>Figur 1. Fyndplatser för naturvårdsarter inom 9 meter från avverkningsanmälan. Markörer utan svart kant är placerade på fyndplatsen. Markörer med svart kant är placerade vid sidan av fyndplatsen har ett svart streck som visar fyndplatsens exakta position. Kartans mittpunktskoordinat är N 7287311, E 600792 i SWEREF 99 TM.</w:t>
+      </w:r>
+    </w:p>
+    <w:p>
+      <w:r>
+        <w:t>Inom 9 meter från avverkningsanmälan finns fynd av 1 naturvårdsarter, varav 1 är rödlistad, 1 är fridlyst och 1 är typisk (T): lavskrika (NT, T, §4). Se Figur 1.</w:t>
+      </w:r>
+    </w:p>
+    <w:p>
+      <w:r>
+        <w:t>Nedan presenteras relevanta utdrag ur standarderna för FSC, Chain of Custody, Controlled Wood och PEFC.</w:t>
+      </w:r>
+    </w:p>
+    <w:p>
+      <w:r>
+        <w:t>Vi förväntar oss att ni återkommer med ett skriftligt svar på vårt klagomål och även beskriver vilka korrigerande åtgärder ni satt in för att rätta till identifierade brister i er efterlevnad av den svenska FSC standarden.</w:t>
       </w:r>
     </w:p>
     <w:p>
       <w:pPr>
-        <w:pStyle w:val="Heading2"/>
+        <w:pStyle w:val="Heading1"/>
       </w:pPr>
       <w:r>
-        <w:t>Fridlysta arter</w:t>
+        <w:t>Naturvårdsarter och fridlysta arter</w:t>
       </w:r>
     </w:p>
     <w:p>
       <w:r>
-        <w:t>Följande fridlysta arter har sina livsmiljöer och växtplatser i den avverkningsanmälda skogen: lavskrika (NT, T, §4).</w:t>
-      </w:r>
-    </w:p>
-    <w:p>
-      <w:r>
-        <w:t xml:space="preserve">Observera att medlemsländerna är skyldiga att agera i enlighet med EU:s fågeldirektiv där det uttryckligen står att direktivet gäller för fåglar samt för deras ägg, bon och </w:t>
-      </w:r>
-      <w:r>
-        <w:rPr>
-          <w:b/>
-        </w:rPr>
-        <w:t xml:space="preserve">livsmiljöer </w:t>
-      </w:r>
-      <w:r>
-        <w:t>(artikel 1). Vidare att de åtgärder som vidtas inte får leda till en försämring av den nuvarande situationen beträffande bevarandet av de fågelarter som avses i artikel 1 (artikel 13). Fågeldirektivet är styrande för tillsynsansvariga myndigheters ärendehantering, ställningstaganden och beslutsfattande.</w:t>
+        <w:t>Nedan följer beskrivningar av de naturvårdsarter och fridlysta arter som har sina livsmiljöer och växtplatser i den avverkningsanmälda skogen. Se även ytterligare artfakta i BILAGA 1. De påträffade naturvårdsarterna är ett tydligt kvitto på att det rör sig om en skog med höga naturvärden.</w:t>
       </w:r>
     </w:p>
     <w:p>
@@ -295,11 +265,6 @@
       </w:r>
       <w:r>
         <w:t xml:space="preserve"> (SLU Artdatabanken, 2026; Skogsstyrelsen 2016).</w:t>
-      </w:r>
-    </w:p>
-    <w:p>
-      <w:r>
-        <w:t>I BILAGA 1 finns mer detaljerad information om ekologi samt krav på livsmiljö hos fridlysta arter.</w:t>
       </w:r>
     </w:p>
     <w:p>
@@ -822,7 +787,7 @@
     <w:r>
       <w:tab/>
       <w:tab/>
-      <w:t>2026-06-20</w:t>
+      <w:t>2026-06-21</w:t>
       <w:br/>
       <w:br/>
     </w:r>

--- a/klagomål/A 30558-2025 FSC-klagomål.docx
+++ b/klagomål/A 30558-2025 FSC-klagomål.docx
@@ -787,7 +787,7 @@
     <w:r>
       <w:tab/>
       <w:tab/>
-      <w:t>2026-06-21</w:t>
+      <w:t>2026-06-22</w:t>
       <w:br/>
       <w:br/>
     </w:r>

--- a/klagomål/A 30558-2025 FSC-klagomål.docx
+++ b/klagomål/A 30558-2025 FSC-klagomål.docx
@@ -787,7 +787,7 @@
     <w:r>
       <w:tab/>
       <w:tab/>
-      <w:t>2026-06-22</w:t>
+      <w:t>2026-06-23</w:t>
       <w:br/>
       <w:br/>
     </w:r>

--- a/klagomål/A 30558-2025 FSC-klagomål.docx
+++ b/klagomål/A 30558-2025 FSC-klagomål.docx
@@ -787,7 +787,7 @@
     <w:r>
       <w:tab/>
       <w:tab/>
-      <w:t>2026-06-23</w:t>
+      <w:t>2026-06-24</w:t>
       <w:br/>
       <w:br/>
     </w:r>

--- a/klagomål/A 30558-2025 FSC-klagomål.docx
+++ b/klagomål/A 30558-2025 FSC-klagomål.docx
@@ -787,7 +787,7 @@
     <w:r>
       <w:tab/>
       <w:tab/>
-      <w:t>2026-06-24</w:t>
+      <w:t>2026-06-25</w:t>
       <w:br/>
       <w:br/>
     </w:r>

--- a/klagomål/A 30558-2025 FSC-klagomål.docx
+++ b/klagomål/A 30558-2025 FSC-klagomål.docx
@@ -787,7 +787,7 @@
     <w:r>
       <w:tab/>
       <w:tab/>
-      <w:t>2026-06-25</w:t>
+      <w:t>2026-06-26</w:t>
       <w:br/>
       <w:br/>
     </w:r>

--- a/klagomål/A 30558-2025 FSC-klagomål.docx
+++ b/klagomål/A 30558-2025 FSC-klagomål.docx
@@ -787,7 +787,7 @@
     <w:r>
       <w:tab/>
       <w:tab/>
-      <w:t>2026-06-26</w:t>
+      <w:t>2026-06-27</w:t>
       <w:br/>
       <w:br/>
     </w:r>

--- a/klagomål/A 30558-2025 FSC-klagomål.docx
+++ b/klagomål/A 30558-2025 FSC-klagomål.docx
@@ -787,7 +787,7 @@
     <w:r>
       <w:tab/>
       <w:tab/>
-      <w:t>2026-06-27</w:t>
+      <w:t>2026-06-28</w:t>
       <w:br/>
       <w:br/>
     </w:r>

--- a/klagomål/A 30558-2025 FSC-klagomål.docx
+++ b/klagomål/A 30558-2025 FSC-klagomål.docx
@@ -787,7 +787,7 @@
     <w:r>
       <w:tab/>
       <w:tab/>
-      <w:t>2026-06-28</w:t>
+      <w:t>2026-06-29</w:t>
       <w:br/>
       <w:br/>
     </w:r>

--- a/klagomål/A 30558-2025 FSC-klagomål.docx
+++ b/klagomål/A 30558-2025 FSC-klagomål.docx
@@ -787,7 +787,7 @@
     <w:r>
       <w:tab/>
       <w:tab/>
-      <w:t>2026-06-29</w:t>
+      <w:t>2026-06-30</w:t>
       <w:br/>
       <w:br/>
     </w:r>

--- a/klagomål/A 30558-2025 FSC-klagomål.docx
+++ b/klagomål/A 30558-2025 FSC-klagomål.docx
@@ -787,7 +787,7 @@
     <w:r>
       <w:tab/>
       <w:tab/>
-      <w:t>2026-06-30</w:t>
+      <w:t>2026-07-01</w:t>
       <w:br/>
       <w:br/>
     </w:r>

--- a/klagomål/A 30558-2025 FSC-klagomål.docx
+++ b/klagomål/A 30558-2025 FSC-klagomål.docx
@@ -787,7 +787,7 @@
     <w:r>
       <w:tab/>
       <w:tab/>
-      <w:t>2026-07-13</w:t>
+      <w:t>2026-07-14</w:t>
       <w:br/>
       <w:br/>
     </w:r>

--- a/klagomål/A 30558-2025 FSC-klagomål.docx
+++ b/klagomål/A 30558-2025 FSC-klagomål.docx
@@ -787,7 +787,7 @@
     <w:r>
       <w:tab/>
       <w:tab/>
-      <w:t>2026-07-14</w:t>
+      <w:t>2026-07-15</w:t>
       <w:br/>
       <w:br/>
     </w:r>

--- a/klagomål/A 30558-2025 FSC-klagomål.docx
+++ b/klagomål/A 30558-2025 FSC-klagomål.docx
@@ -787,7 +787,7 @@
     <w:r>
       <w:tab/>
       <w:tab/>
-      <w:t>2026-07-15</w:t>
+      <w:t>2026-07-16</w:t>
       <w:br/>
       <w:br/>
     </w:r>

--- a/klagomål/A 30558-2025 FSC-klagomål.docx
+++ b/klagomål/A 30558-2025 FSC-klagomål.docx
@@ -787,7 +787,7 @@
     <w:r>
       <w:tab/>
       <w:tab/>
-      <w:t>2026-07-16</w:t>
+      <w:t>2026-07-17</w:t>
       <w:br/>
       <w:br/>
     </w:r>

--- a/klagomål/A 30558-2025 FSC-klagomål.docx
+++ b/klagomål/A 30558-2025 FSC-klagomål.docx
@@ -178,7 +178,7 @@
       <w:r>
         <w:drawing>
           <wp:inline xmlns:a="http://schemas.openxmlformats.org/drawingml/2006/main" xmlns:pic="http://schemas.openxmlformats.org/drawingml/2006/picture">
-            <wp:extent cx="5486400" cy="4809555"/>
+            <wp:extent cx="5486400" cy="5045226"/>
             <wp:docPr id="1" name="Picture 1"/>
             <wp:cNvGraphicFramePr>
               <a:graphicFrameLocks noChangeAspect="1"/>
@@ -199,7 +199,7 @@
                   <pic:spPr>
                     <a:xfrm>
                       <a:off x="0" y="0"/>
-                      <a:ext cx="5486400" cy="4809555"/>
+                      <a:ext cx="5486400" cy="5045226"/>
                     </a:xfrm>
                     <a:prstGeom prst="rect"/>
                   </pic:spPr>
@@ -216,12 +216,12 @@
         <w:spacing w:after="240"/>
       </w:pPr>
       <w:r>
-        <w:t>Figur 1. Fyndplatser för naturvårdsarter inom 9 meter från avverkningsanmälan. Markörer utan svart kant är placerade på fyndplatsen. Markörer med svart kant är placerade vid sidan av fyndplatsen har ett svart streck som visar fyndplatsens exakta position. Kartans mittpunktskoordinat är N 7287311, E 600792 i SWEREF 99 TM.</w:t>
+        <w:t>Figur 1. Fyndplatser för naturvårdsarter i och inom 12 meter från avverkningsanmälan. Markörer utan svart kant är placerade på fyndplatsen. Markörer med svart kant är placerade vid sidan av fyndplatsen har ett svart streck som visar fyndplatsens exakta position. Kartans mittpunktskoordinat är N 7287311, E 600792 i SWEREF 99 TM.</w:t>
       </w:r>
     </w:p>
     <w:p>
       <w:r>
-        <w:t>Inom 9 meter från avverkningsanmälan finns fynd av 1 naturvårdsarter, varav 1 är rödlistad, 1 är fridlyst och 1 är typisk (T): lavskrika (NT, T, §4). Se Figur 1.</w:t>
+        <w:t>I och inom 12 meter från avverkningsanmälan finns fynd av 6 naturvårdsarter, varav 5 är rödlistade, 2 är fridlysta och 4 är typiska (T): fläckporing (VU, T), dvärgbägarlav (NT, T), lavskrika (NT, T, §4), nordtagging (NT), vedskivlav (NT, T) och fjällvråk (§4). Se Figur 1.</w:t>
       </w:r>
     </w:p>
     <w:p>
@@ -252,6 +252,46 @@
         <w:rPr>
           <w:b/>
         </w:rPr>
+        <w:t>Fläckporing (VU)</w:t>
+      </w:r>
+      <w:r>
+        <w:t xml:space="preserve"> är en mycket bra signalart som visar på tallnaturskogar med höga naturvärden. Den är placerad högst upp i Skogsstyrelsens värdepyramid för bedömning av skog med höga naturvärden och indikerar områden som är mer eller mindre opåverkade av skogsbruk och där det funnits en kontinuitet av tallågor i olika nedbrytningsstadier. För att på lång sikt bibehålla livskraftiga populationer i ett område behövs troligen större skyddade områden som tillåter att man upprätthåller en naturlig branddynamik. Fläckporing är typisk art för </w:t>
+      </w:r>
+      <w:r>
+        <w:rPr>
+          <w:i/>
+        </w:rPr>
+        <w:t>9010 Taiga</w:t>
+      </w:r>
+      <w:r>
+        <w:t xml:space="preserve"> (SLU Artdatabanken, 2024; Nitare &amp; Skogsstyrelsen, 2019).</w:t>
+      </w:r>
+    </w:p>
+    <w:p>
+      <w:r>
+        <w:rPr>
+          <w:b/>
+        </w:rPr>
+        <w:t>Dvärgbägarlav (NT)</w:t>
+      </w:r>
+      <w:r>
+        <w:t xml:space="preserve"> förekommer över hela Sverige på gammal hård ved, huvudsakligen på tall men i södra Sverige även på ek. Veden utgörs framförallt av grova stubbar, lågor och grenar. Substratet har blivit sällsyntare och nybildning av substrat sker bara i begränsad omfattning. Arten hotas av att grova lågor blir allt sällsyntare i dagens kulturskogar samt att nybildningen av lämpliga substrat går mycket långsamt. En riklig tillgång på gamla tall- eller eklågor måste säkerställas på artens lokaler. Dvärgbägarlav är typisk art för </w:t>
+      </w:r>
+      <w:r>
+        <w:rPr>
+          <w:i/>
+        </w:rPr>
+        <w:t>9010 Taiga</w:t>
+      </w:r>
+      <w:r>
+        <w:t xml:space="preserve"> (SLU Artdatabanken, 2024; Nitare &amp; Skogsstyrelsen, 2019).</w:t>
+      </w:r>
+    </w:p>
+    <w:p>
+      <w:r>
+        <w:rPr>
+          <w:b/>
+        </w:rPr>
         <w:t>Lavskrika (NT, §4)</w:t>
       </w:r>
       <w:r>
@@ -265,6 +305,37 @@
       </w:r>
       <w:r>
         <w:t xml:space="preserve"> (SLU Artdatabanken, 2026; Skogsstyrelsen 2016).</w:t>
+      </w:r>
+    </w:p>
+    <w:p>
+      <w:r>
+        <w:rPr>
+          <w:b/>
+        </w:rPr>
+        <w:t>Nordtagging (NT)</w:t>
+      </w:r>
+      <w:r>
+        <w:t xml:space="preserve"> växer främst på tallågor av grövre dimensioner och påträffas huvudsakligen i äldre skog som inte kalavverkats. Nordtaggingen missgynnas av att områden med äldre tallskog har minskat starkt. Bekämpning av skogsbränder, samtidigt som skogsbruket omvandlar naturligt glesa tallbestånd till likartade och betydligt tätare bestånd, har missgynnat arten. Bristen på gamla tallågor utgör på sikt ett allvarligt hot och återskapandet av lämpliga biotoper tar mycket lång tid. Områden med olikåldriga bestånd av tall och med stort inslag av äldre träd bör undantas från skoglig produktion (SLU Artdatabanken, 2024).</w:t>
+      </w:r>
+    </w:p>
+    <w:p>
+      <w:r>
+        <w:rPr>
+          <w:b/>
+        </w:rPr>
+        <w:t>Vedskivlav (NT)</w:t>
+      </w:r>
+      <w:r>
+        <w:t xml:space="preserve"> växer på gammal, torr, exponerad, hård kärnved av framförallt tall i naturskogsartade bestånd. Avverkning av tallskog av naturskogskaraktär med spår av återkommande bränder är ett hot. Mängden lämplig ved att växa på för vedskivlav minskar, dels på grund av naturlig nedbrytning men framförallt på grund av att de förstörs i samband med slutavverkningar, gallringar och markberedning. Tall- och blandbarrskogar av naturskogskaraktär med spår av återkommande bränder bör skyddas. Vedskivlav är typisk art för </w:t>
+      </w:r>
+      <w:r>
+        <w:rPr>
+          <w:i/>
+        </w:rPr>
+        <w:t>9010 Taiga</w:t>
+      </w:r>
+      <w:r>
+        <w:t xml:space="preserve"> (SLU Artdatabanken, 2024).</w:t>
       </w:r>
     </w:p>
     <w:p>
@@ -373,7 +444,7 @@
         <w:rPr>
           <w:i/>
         </w:rPr>
-        <w:t>I det avverkningsanmälda skogsområdet har 1 naturvårdsarter varav 1 rödlistade arter sina livsmiljöer och växtplatser.</w:t>
+        <w:t>I det avverkningsanmälda skogsområdet har 6 naturvårdsarter varav 5 rödlistade arter sina livsmiljöer och växtplatser.</w:t>
       </w:r>
     </w:p>
     <w:p>
@@ -787,7 +858,7 @@
     <w:r>
       <w:tab/>
       <w:tab/>
-      <w:t>2026-07-17</w:t>
+      <w:t>2026-07-18</w:t>
       <w:br/>
       <w:br/>
     </w:r>

--- a/klagomål/A 30558-2025 FSC-klagomål.docx
+++ b/klagomål/A 30558-2025 FSC-klagomål.docx
@@ -858,7 +858,7 @@
     <w:r>
       <w:tab/>
       <w:tab/>
-      <w:t>2026-07-18</w:t>
+      <w:t>2026-07-19</w:t>
       <w:br/>
       <w:br/>
     </w:r>

--- a/klagomål/A 30558-2025 FSC-klagomål.docx
+++ b/klagomål/A 30558-2025 FSC-klagomål.docx
@@ -858,7 +858,7 @@
     <w:r>
       <w:tab/>
       <w:tab/>
-      <w:t>2026-07-19</w:t>
+      <w:t>2026-07-20</w:t>
       <w:br/>
       <w:br/>
     </w:r>

--- a/klagomål/A 30558-2025 FSC-klagomål.docx
+++ b/klagomål/A 30558-2025 FSC-klagomål.docx
@@ -858,7 +858,7 @@
     <w:r>
       <w:tab/>
       <w:tab/>
-      <w:t>2026-07-20</w:t>
+      <w:t>2026-07-21</w:t>
       <w:br/>
       <w:br/>
     </w:r>

--- a/klagomål/A 30558-2025 FSC-klagomål.docx
+++ b/klagomål/A 30558-2025 FSC-klagomål.docx
@@ -858,7 +858,7 @@
     <w:r>
       <w:tab/>
       <w:tab/>
-      <w:t>2026-07-21</w:t>
+      <w:t>2026-07-22</w:t>
       <w:br/>
       <w:br/>
     </w:r>

--- a/klagomål/A 30558-2025 FSC-klagomål.docx
+++ b/klagomål/A 30558-2025 FSC-klagomål.docx
@@ -858,7 +858,7 @@
     <w:r>
       <w:tab/>
       <w:tab/>
-      <w:t>2026-07-22</w:t>
+      <w:t>2026-07-23</w:t>
       <w:br/>
       <w:br/>
     </w:r>

--- a/klagomål/A 30558-2025 FSC-klagomål.docx
+++ b/klagomål/A 30558-2025 FSC-klagomål.docx
@@ -858,7 +858,7 @@
     <w:r>
       <w:tab/>
       <w:tab/>
-      <w:t>2026-07-23</w:t>
+      <w:t>2026-07-24</w:t>
       <w:br/>
       <w:br/>
     </w:r>

--- a/klagomål/A 30558-2025 FSC-klagomål.docx
+++ b/klagomål/A 30558-2025 FSC-klagomål.docx
@@ -858,7 +858,7 @@
     <w:r>
       <w:tab/>
       <w:tab/>
-      <w:t>2026-07-24</w:t>
+      <w:t>2026-07-25</w:t>
       <w:br/>
       <w:br/>
     </w:r>

--- a/klagomål/A 30558-2025 FSC-klagomål.docx
+++ b/klagomål/A 30558-2025 FSC-klagomål.docx
@@ -858,7 +858,7 @@
     <w:r>
       <w:tab/>
       <w:tab/>
-      <w:t>2026-07-25</w:t>
+      <w:t>2026-07-26</w:t>
       <w:br/>
       <w:br/>
     </w:r>

--- a/klagomål/A 30558-2025 FSC-klagomål.docx
+++ b/klagomål/A 30558-2025 FSC-klagomål.docx
@@ -858,7 +858,7 @@
     <w:r>
       <w:tab/>
       <w:tab/>
-      <w:t>2026-07-26</w:t>
+      <w:t>2026-07-27</w:t>
       <w:br/>
       <w:br/>
     </w:r>

--- a/klagomål/A 30558-2025 FSC-klagomål.docx
+++ b/klagomål/A 30558-2025 FSC-klagomål.docx
@@ -858,7 +858,7 @@
     <w:r>
       <w:tab/>
       <w:tab/>
-      <w:t>2026-07-27</w:t>
+      <w:t>2026-07-28</w:t>
       <w:br/>
       <w:br/>
     </w:r>

--- a/klagomål/A 30558-2025 FSC-klagomål.docx
+++ b/klagomål/A 30558-2025 FSC-klagomål.docx
@@ -858,7 +858,7 @@
     <w:r>
       <w:tab/>
       <w:tab/>
-      <w:t>2026-07-28</w:t>
+      <w:t>2026-07-29</w:t>
       <w:br/>
       <w:br/>
     </w:r>

--- a/klagomål/A 30558-2025 FSC-klagomål.docx
+++ b/klagomål/A 30558-2025 FSC-klagomål.docx
@@ -858,7 +858,7 @@
     <w:r>
       <w:tab/>
       <w:tab/>
-      <w:t>2026-07-29</w:t>
+      <w:t>2026-07-30</w:t>
       <w:br/>
       <w:br/>
     </w:r>

--- a/klagomål/A 30558-2025 FSC-klagomål.docx
+++ b/klagomål/A 30558-2025 FSC-klagomål.docx
@@ -858,7 +858,7 @@
     <w:r>
       <w:tab/>
       <w:tab/>
-      <w:t>2026-07-30</w:t>
+      <w:t>2026-07-31</w:t>
       <w:br/>
       <w:br/>
     </w:r>

--- a/klagomål/A 30558-2025 FSC-klagomål.docx
+++ b/klagomål/A 30558-2025 FSC-klagomål.docx
@@ -858,7 +858,7 @@
     <w:r>
       <w:tab/>
       <w:tab/>
-      <w:t>2026-07-31</w:t>
+      <w:t>2026-08-01</w:t>
       <w:br/>
       <w:br/>
     </w:r>

--- a/klagomål/A 30558-2025 FSC-klagomål.docx
+++ b/klagomål/A 30558-2025 FSC-klagomål.docx
@@ -858,7 +858,7 @@
     <w:r>
       <w:tab/>
       <w:tab/>
-      <w:t>2026-08-01</w:t>
+      <w:t>2026-08-02</w:t>
       <w:br/>
       <w:br/>
     </w:r>

--- a/klagomål/A 30558-2025 FSC-klagomål.docx
+++ b/klagomål/A 30558-2025 FSC-klagomål.docx
@@ -858,7 +858,7 @@
     <w:r>
       <w:tab/>
       <w:tab/>
-      <w:t>2026-08-02</w:t>
+      <w:t>2026-08-03</w:t>
       <w:br/>
       <w:br/>
     </w:r>

--- a/klagomål/A 30558-2025 FSC-klagomål.docx
+++ b/klagomål/A 30558-2025 FSC-klagomål.docx
@@ -858,7 +858,7 @@
     <w:r>
       <w:tab/>
       <w:tab/>
-      <w:t>2026-08-03</w:t>
+      <w:t>2026-08-05</w:t>
       <w:br/>
       <w:br/>
     </w:r>

--- a/klagomål/A 30558-2025 FSC-klagomål.docx
+++ b/klagomål/A 30558-2025 FSC-klagomål.docx
@@ -858,7 +858,7 @@
     <w:r>
       <w:tab/>
       <w:tab/>
-      <w:t>2026-08-05</w:t>
+      <w:t>2026-08-07</w:t>
       <w:br/>
       <w:br/>
     </w:r>

--- a/klagomål/A 30558-2025 FSC-klagomål.docx
+++ b/klagomål/A 30558-2025 FSC-klagomål.docx
@@ -858,7 +858,7 @@
     <w:r>
       <w:tab/>
       <w:tab/>
-      <w:t>2026-08-07</w:t>
+      <w:t>2026-08-08</w:t>
       <w:br/>
       <w:br/>
     </w:r>

--- a/klagomål/A 30558-2025 FSC-klagomål.docx
+++ b/klagomål/A 30558-2025 FSC-klagomål.docx
@@ -178,7 +178,7 @@
       <w:r>
         <w:drawing>
           <wp:inline xmlns:a="http://schemas.openxmlformats.org/drawingml/2006/main" xmlns:pic="http://schemas.openxmlformats.org/drawingml/2006/picture">
-            <wp:extent cx="5486400" cy="4809555"/>
+            <wp:extent cx="5486400" cy="5045226"/>
             <wp:docPr id="1" name="Picture 1"/>
             <wp:cNvGraphicFramePr>
               <a:graphicFrameLocks noChangeAspect="1"/>
@@ -199,7 +199,7 @@
                   <pic:spPr>
                     <a:xfrm>
                       <a:off x="0" y="0"/>
-                      <a:ext cx="5486400" cy="4809555"/>
+                      <a:ext cx="5486400" cy="5045226"/>
                     </a:xfrm>
                     <a:prstGeom prst="rect"/>
                   </pic:spPr>
@@ -216,12 +216,12 @@
         <w:spacing w:after="240"/>
       </w:pPr>
       <w:r>
-        <w:t>Figur 1. Fyndplatser för naturvårdsarter inom 9 meter från avverkningsanmälan. Markörer utan svart kant är placerade på fyndplatsen. Markörer med svart kant är placerade vid sidan av fyndplatsen har ett svart streck som visar fyndplatsens exakta position. Kartans mittpunktskoordinat är N 7287311, E 600792 i SWEREF 99 TM.</w:t>
+        <w:t>Figur 1. Fyndplatser för naturvårdsarter i och inom 12 meter från avverkningsanmälan. Markörer utan svart kant är placerade på fyndplatsen. Markörer med svart kant är placerade vid sidan av fyndplatsen och har ett svart streck som visar fyndplatsens exakta position. Kartans mittpunktskoordinat är N 7287311, E 600792 i SWEREF 99 TM.</w:t>
       </w:r>
     </w:p>
     <w:p>
       <w:r>
-        <w:t>Inom 9 meter från avverkningsanmälan finns fynd av 1 naturvårdsarter, varav 1 är rödlistad, 1 är fridlyst och 1 är typisk (T): lavskrika (NT, T, §4). Se Figur 1.</w:t>
+        <w:t>I och inom 12 meter från avverkningsanmälan finns fynd av 6 naturvårdsarter, varav 5 är rödlistade, 2 är fridlysta och 4 är typiska (T): fläckporing (VU, T), dvärgbägarlav (NT, T), lavskrika (NT, T, §4), nordtagging (NT), vedskivlav (NT, T) och fjällvråk (§4). Se Figur 1.</w:t>
       </w:r>
     </w:p>
     <w:p>
@@ -252,6 +252,46 @@
         <w:rPr>
           <w:b/>
         </w:rPr>
+        <w:t>Fläckporing (VU)</w:t>
+      </w:r>
+      <w:r>
+        <w:t xml:space="preserve"> är en mycket bra signalart som visar på tallnaturskogar med höga naturvärden. Den är placerad högst upp i Skogsstyrelsens värdepyramid för bedömning av skog med höga naturvärden och indikerar områden som är mer eller mindre opåverkade av skogsbruk och där det funnits en kontinuitet av tallågor i olika nedbrytningsstadier. För att på lång sikt bibehålla livskraftiga populationer i ett område behövs troligen större skyddade områden som tillåter att man upprätthåller en naturlig branddynamik. Fläckporing är typisk art för </w:t>
+      </w:r>
+      <w:r>
+        <w:rPr>
+          <w:i/>
+        </w:rPr>
+        <w:t>9010 Taiga</w:t>
+      </w:r>
+      <w:r>
+        <w:t xml:space="preserve"> (SLU Artdatabanken, 2024; Nitare &amp; Skogsstyrelsen, 2019).</w:t>
+      </w:r>
+    </w:p>
+    <w:p>
+      <w:r>
+        <w:rPr>
+          <w:b/>
+        </w:rPr>
+        <w:t>Dvärgbägarlav (NT)</w:t>
+      </w:r>
+      <w:r>
+        <w:t xml:space="preserve"> förekommer över hela Sverige på gammal hård ved, huvudsakligen på tall men i södra Sverige även på ek. Veden utgörs framförallt av grova stubbar, lågor och grenar. Substratet har blivit sällsyntare och nybildning av substrat sker bara i begränsad omfattning. Arten hotas av att grova lågor blir allt sällsyntare i dagens kulturskogar samt att nybildningen av lämpliga substrat går mycket långsamt. En riklig tillgång på gamla tall- eller eklågor måste säkerställas på artens lokaler. Dvärgbägarlav är typisk art för </w:t>
+      </w:r>
+      <w:r>
+        <w:rPr>
+          <w:i/>
+        </w:rPr>
+        <w:t>9010 Taiga</w:t>
+      </w:r>
+      <w:r>
+        <w:t xml:space="preserve"> (SLU Artdatabanken, 2024; Nitare &amp; Skogsstyrelsen, 2019).</w:t>
+      </w:r>
+    </w:p>
+    <w:p>
+      <w:r>
+        <w:rPr>
+          <w:b/>
+        </w:rPr>
         <w:t>Lavskrika (NT, §4)</w:t>
       </w:r>
       <w:r>
@@ -265,6 +305,37 @@
       </w:r>
       <w:r>
         <w:t xml:space="preserve"> (SLU Artdatabanken, 2026; Skogsstyrelsen 2016).</w:t>
+      </w:r>
+    </w:p>
+    <w:p>
+      <w:r>
+        <w:rPr>
+          <w:b/>
+        </w:rPr>
+        <w:t>Nordtagging (NT)</w:t>
+      </w:r>
+      <w:r>
+        <w:t xml:space="preserve"> växer främst på tallågor av grövre dimensioner och påträffas huvudsakligen i äldre skog som inte kalavverkats. Nordtaggingen missgynnas av att områden med äldre tallskog har minskat starkt. Bekämpning av skogsbränder, samtidigt som skogsbruket omvandlar naturligt glesa tallbestånd till likartade och betydligt tätare bestånd, har missgynnat arten. Bristen på gamla tallågor utgör på sikt ett allvarligt hot och återskapandet av lämpliga biotoper tar mycket lång tid. Områden med olikåldriga bestånd av tall och med stort inslag av äldre träd bör undantas från skoglig produktion (SLU Artdatabanken, 2024).</w:t>
+      </w:r>
+    </w:p>
+    <w:p>
+      <w:r>
+        <w:rPr>
+          <w:b/>
+        </w:rPr>
+        <w:t>Vedskivlav (NT)</w:t>
+      </w:r>
+      <w:r>
+        <w:t xml:space="preserve"> växer på gammal, torr, exponerad, hård kärnved av framförallt tall i naturskogsartade bestånd. Avverkning av tallskog av naturskogskaraktär med spår av återkommande bränder är ett hot. Mängden lämplig ved att växa på för vedskivlav minskar, dels på grund av naturlig nedbrytning men framförallt på grund av att de förstörs i samband med slutavverkningar, gallringar och markberedning. Tall- och blandbarrskogar av naturskogskaraktär med spår av återkommande bränder bör skyddas. Vedskivlav är typisk art för </w:t>
+      </w:r>
+      <w:r>
+        <w:rPr>
+          <w:i/>
+        </w:rPr>
+        <w:t>9010 Taiga</w:t>
+      </w:r>
+      <w:r>
+        <w:t xml:space="preserve"> (SLU Artdatabanken, 2024).</w:t>
       </w:r>
     </w:p>
     <w:p>
@@ -373,7 +444,7 @@
         <w:rPr>
           <w:i/>
         </w:rPr>
-        <w:t>I det avverkningsanmälda skogsområdet har 1 naturvårdsarter varav 1 rödlistade arter sina livsmiljöer och växtplatser.</w:t>
+        <w:t>I det avverkningsanmälda skogsområdet har 6 naturvårdsarter varav 5 rödlistade arter sina livsmiljöer och växtplatser.</w:t>
       </w:r>
     </w:p>
     <w:p>
@@ -787,7 +858,7 @@
     <w:r>
       <w:tab/>
       <w:tab/>
-      <w:t>2026-08-14</w:t>
+      <w:t>2026-08-15</w:t>
       <w:br/>
       <w:br/>
     </w:r>

--- a/klagomål/A 30558-2025 FSC-klagomål.docx
+++ b/klagomål/A 30558-2025 FSC-klagomål.docx
@@ -858,7 +858,7 @@
     <w:r>
       <w:tab/>
       <w:tab/>
-      <w:t>2026-08-15</w:t>
+      <w:t>2026-08-16</w:t>
       <w:br/>
       <w:br/>
     </w:r>

--- a/klagomål/A 30558-2025 FSC-klagomål.docx
+++ b/klagomål/A 30558-2025 FSC-klagomål.docx
@@ -858,7 +858,7 @@
     <w:r>
       <w:tab/>
       <w:tab/>
-      <w:t>2026-08-16</w:t>
+      <w:t>2026-08-17</w:t>
       <w:br/>
       <w:br/>
     </w:r>

--- a/klagomål/A 30558-2025 FSC-klagomål.docx
+++ b/klagomål/A 30558-2025 FSC-klagomål.docx
@@ -858,7 +858,7 @@
     <w:r>
       <w:tab/>
       <w:tab/>
-      <w:t>2026-08-17</w:t>
+      <w:t>2026-08-18</w:t>
       <w:br/>
       <w:br/>
     </w:r>

--- a/klagomål/A 30558-2025 FSC-klagomål.docx
+++ b/klagomål/A 30558-2025 FSC-klagomål.docx
@@ -858,7 +858,7 @@
     <w:r>
       <w:tab/>
       <w:tab/>
-      <w:t>2026-08-18</w:t>
+      <w:t>2026-08-19</w:t>
       <w:br/>
       <w:br/>
     </w:r>

--- a/klagomål/A 30558-2025 FSC-klagomål.docx
+++ b/klagomål/A 30558-2025 FSC-klagomål.docx
@@ -858,7 +858,7 @@
     <w:r>
       <w:tab/>
       <w:tab/>
-      <w:t>2026-08-19</w:t>
+      <w:t>2026-08-20</w:t>
       <w:br/>
       <w:br/>
     </w:r>

--- a/klagomål/A 30558-2025 FSC-klagomål.docx
+++ b/klagomål/A 30558-2025 FSC-klagomål.docx
@@ -858,7 +858,7 @@
     <w:r>
       <w:tab/>
       <w:tab/>
-      <w:t>2026-08-20</w:t>
+      <w:t>2026-08-21</w:t>
       <w:br/>
       <w:br/>
     </w:r>

--- a/klagomål/A 30558-2025 FSC-klagomål.docx
+++ b/klagomål/A 30558-2025 FSC-klagomål.docx
@@ -858,7 +858,7 @@
     <w:r>
       <w:tab/>
       <w:tab/>
-      <w:t>2026-08-21</w:t>
+      <w:t>2026-08-22</w:t>
       <w:br/>
       <w:br/>
     </w:r>

--- a/klagomål/A 30558-2025 FSC-klagomål.docx
+++ b/klagomål/A 30558-2025 FSC-klagomål.docx
@@ -858,7 +858,7 @@
     <w:r>
       <w:tab/>
       <w:tab/>
-      <w:t>2026-08-22</w:t>
+      <w:t>2026-08-23</w:t>
       <w:br/>
       <w:br/>
     </w:r>

--- a/klagomål/A 30558-2025 FSC-klagomål.docx
+++ b/klagomål/A 30558-2025 FSC-klagomål.docx
@@ -858,7 +858,7 @@
     <w:r>
       <w:tab/>
       <w:tab/>
-      <w:t>2026-08-23</w:t>
+      <w:t>2026-08-24</w:t>
       <w:br/>
       <w:br/>
     </w:r>

--- a/klagomål/A 30558-2025 FSC-klagomål.docx
+++ b/klagomål/A 30558-2025 FSC-klagomål.docx
@@ -858,7 +858,7 @@
     <w:r>
       <w:tab/>
       <w:tab/>
-      <w:t>2026-08-24</w:t>
+      <w:t>2026-08-25</w:t>
       <w:br/>
       <w:br/>
     </w:r>

--- a/klagomål/A 30558-2025 FSC-klagomål.docx
+++ b/klagomål/A 30558-2025 FSC-klagomål.docx
@@ -858,7 +858,7 @@
     <w:r>
       <w:tab/>
       <w:tab/>
-      <w:t>2026-08-25</w:t>
+      <w:t>2026-08-26</w:t>
       <w:br/>
       <w:br/>
     </w:r>

--- a/klagomål/A 30558-2025 FSC-klagomål.docx
+++ b/klagomål/A 30558-2025 FSC-klagomål.docx
@@ -858,7 +858,7 @@
     <w:r>
       <w:tab/>
       <w:tab/>
-      <w:t>2026-08-26</w:t>
+      <w:t>2026-08-27</w:t>
       <w:br/>
       <w:br/>
     </w:r>

--- a/klagomål/A 30558-2025 FSC-klagomål.docx
+++ b/klagomål/A 30558-2025 FSC-klagomål.docx
@@ -858,7 +858,7 @@
     <w:r>
       <w:tab/>
       <w:tab/>
-      <w:t>2026-08-27</w:t>
+      <w:t>2026-08-28</w:t>
       <w:br/>
       <w:br/>
     </w:r>

--- a/klagomål/A 30558-2025 FSC-klagomål.docx
+++ b/klagomål/A 30558-2025 FSC-klagomål.docx
@@ -858,7 +858,7 @@
     <w:r>
       <w:tab/>
       <w:tab/>
-      <w:t>2026-08-28</w:t>
+      <w:t>2026-08-29</w:t>
       <w:br/>
       <w:br/>
     </w:r>

--- a/klagomål/A 30558-2025 FSC-klagomål.docx
+++ b/klagomål/A 30558-2025 FSC-klagomål.docx
@@ -858,7 +858,7 @@
     <w:r>
       <w:tab/>
       <w:tab/>
-      <w:t>2026-08-29</w:t>
+      <w:t>2026-08-31</w:t>
       <w:br/>
       <w:br/>
     </w:r>

--- a/klagomål/A 30558-2025 FSC-klagomål.docx
+++ b/klagomål/A 30558-2025 FSC-klagomål.docx
@@ -858,7 +858,7 @@
     <w:r>
       <w:tab/>
       <w:tab/>
-      <w:t>2026-08-31</w:t>
+      <w:t>2026-09-01</w:t>
       <w:br/>
       <w:br/>
     </w:r>

--- a/klagomål/A 30558-2025 FSC-klagomål.docx
+++ b/klagomål/A 30558-2025 FSC-klagomål.docx
@@ -858,7 +858,7 @@
     <w:r>
       <w:tab/>
       <w:tab/>
-      <w:t>2026-09-01</w:t>
+      <w:t>2026-09-02</w:t>
       <w:br/>
       <w:br/>
     </w:r>

--- a/klagomål/A 30558-2025 FSC-klagomål.docx
+++ b/klagomål/A 30558-2025 FSC-klagomål.docx
@@ -858,7 +858,7 @@
     <w:r>
       <w:tab/>
       <w:tab/>
-      <w:t>2026-09-02</w:t>
+      <w:t>2026-09-03</w:t>
       <w:br/>
       <w:br/>
     </w:r>

--- a/klagomål/A 30558-2025 FSC-klagomål.docx
+++ b/klagomål/A 30558-2025 FSC-klagomål.docx
@@ -858,7 +858,7 @@
     <w:r>
       <w:tab/>
       <w:tab/>
-      <w:t>2026-09-03</w:t>
+      <w:t>2026-09-04</w:t>
       <w:br/>
       <w:br/>
     </w:r>

--- a/klagomål/A 30558-2025 FSC-klagomål.docx
+++ b/klagomål/A 30558-2025 FSC-klagomål.docx
@@ -858,7 +858,7 @@
     <w:r>
       <w:tab/>
       <w:tab/>
-      <w:t>2026-09-04</w:t>
+      <w:t>2026-09-05</w:t>
       <w:br/>
       <w:br/>
     </w:r>
